--- a/資料庫&文件範本/臺製證明書.docx
+++ b/資料庫&文件範本/臺製證明書.docx
@@ -14,7 +14,6 @@
           <w:u w:val="single"/>
         </w:rPr>
       </w:pPr>
-      <w:proofErr w:type="gramStart"/>
       <w:r>
         <w:rPr>
           <w:rFonts w:ascii="標楷體" w:eastAsia="標楷體" w:hAnsi="標楷體" w:cs="華康隸書體" w:hint="eastAsia"/>
@@ -24,19 +23,7 @@
           <w:szCs w:val="36"/>
           <w:u w:val="single"/>
         </w:rPr>
-        <w:t>臺</w:t>
-      </w:r>
-      <w:proofErr w:type="gramEnd"/>
-      <w:r>
-        <w:rPr>
-          <w:rFonts w:ascii="標楷體" w:eastAsia="標楷體" w:hAnsi="標楷體" w:cs="華康隸書體" w:hint="eastAsia"/>
-          <w:b/>
-          <w:bCs/>
-          <w:sz w:val="36"/>
-          <w:szCs w:val="36"/>
-          <w:u w:val="single"/>
-        </w:rPr>
-        <w:t>製證明書</w:t>
+        <w:t>臺製證明書</w:t>
       </w:r>
     </w:p>
     <w:p>
@@ -79,9 +66,17 @@
           <w:szCs w:val="24"/>
           <w:u w:val="single"/>
         </w:rPr>
-        <w:t xml:space="preserve">{% if </w:t>
+        <w:t>{% if use_unit and use_unit.strip() %}</w:t>
       </w:r>
-      <w:proofErr w:type="spellStart"/>
+      <w:r>
+        <w:rPr>
+          <w:rFonts w:ascii="標楷體" w:eastAsia="標楷體" w:hAnsi="標楷體" w:hint="eastAsia"/>
+          <w:sz w:val="28"/>
+          <w:szCs w:val="24"/>
+          <w:u w:val="single"/>
+        </w:rPr>
+        <w:t xml:space="preserve"> </w:t>
+      </w:r>
       <w:r>
         <w:rPr>
           <w:rFonts w:ascii="標楷體" w:eastAsia="標楷體" w:hAnsi="標楷體"/>
@@ -89,9 +84,17 @@
           <w:szCs w:val="24"/>
           <w:u w:val="single"/>
         </w:rPr>
-        <w:t>use_unit</w:t>
+        <w:t>{{ use_unit }}</w:t>
       </w:r>
-      <w:proofErr w:type="spellEnd"/>
+      <w:r>
+        <w:rPr>
+          <w:rFonts w:ascii="標楷體" w:eastAsia="標楷體" w:hAnsi="標楷體" w:hint="eastAsia"/>
+          <w:sz w:val="28"/>
+          <w:szCs w:val="24"/>
+          <w:u w:val="single"/>
+        </w:rPr>
+        <w:t xml:space="preserve"> </w:t>
+      </w:r>
       <w:r>
         <w:rPr>
           <w:rFonts w:ascii="標楷體" w:eastAsia="標楷體" w:hAnsi="標楷體"/>
@@ -99,9 +102,17 @@
           <w:szCs w:val="24"/>
           <w:u w:val="single"/>
         </w:rPr>
-        <w:t xml:space="preserve"> and </w:t>
+        <w:t>{% else %}</w:t>
       </w:r>
-      <w:proofErr w:type="spellStart"/>
+      <w:r>
+        <w:rPr>
+          <w:rFonts w:ascii="標楷體" w:eastAsia="標楷體" w:hAnsi="標楷體" w:hint="eastAsia"/>
+          <w:sz w:val="28"/>
+          <w:szCs w:val="24"/>
+          <w:u w:val="single"/>
+        </w:rPr>
+        <w:t xml:space="preserve"> </w:t>
+      </w:r>
       <w:r>
         <w:rPr>
           <w:rFonts w:ascii="標楷體" w:eastAsia="標楷體" w:hAnsi="標楷體"/>
@@ -109,9 +120,17 @@
           <w:szCs w:val="24"/>
           <w:u w:val="single"/>
         </w:rPr>
-        <w:t>use_unit.strip</w:t>
+        <w:t>{{ vendor_name }}</w:t>
       </w:r>
-      <w:proofErr w:type="spellEnd"/>
+      <w:r>
+        <w:rPr>
+          <w:rFonts w:ascii="標楷體" w:eastAsia="標楷體" w:hAnsi="標楷體" w:hint="eastAsia"/>
+          <w:sz w:val="28"/>
+          <w:szCs w:val="24"/>
+          <w:u w:val="single"/>
+        </w:rPr>
+        <w:t xml:space="preserve"> </w:t>
+      </w:r>
       <w:r>
         <w:rPr>
           <w:rFonts w:ascii="標楷體" w:eastAsia="標楷體" w:hAnsi="標楷體"/>
@@ -119,7 +138,7 @@
           <w:szCs w:val="24"/>
           <w:u w:val="single"/>
         </w:rPr>
-        <w:t>() %}</w:t>
+        <w:t>{% endif %}</w:t>
       </w:r>
       <w:r>
         <w:rPr>
@@ -132,238 +151,126 @@
       </w:r>
       <w:r>
         <w:rPr>
+          <w:rFonts w:ascii="標楷體" w:eastAsia="標楷體" w:hAnsi="標楷體" w:hint="eastAsia"/>
+          <w:sz w:val="28"/>
+          <w:szCs w:val="24"/>
+        </w:rPr>
+        <w:t>之</w:t>
+      </w:r>
+      <w:r>
+        <w:rPr>
+          <w:rFonts w:ascii="標楷體" w:eastAsia="標楷體" w:hAnsi="標楷體" w:hint="eastAsia"/>
+          <w:sz w:val="28"/>
+          <w:szCs w:val="24"/>
+        </w:rPr>
+        <w:t>以下</w:t>
+      </w:r>
+      <w:r>
+        <w:rPr>
+          <w:rFonts w:ascii="標楷體" w:eastAsia="標楷體" w:hAnsi="標楷體" w:hint="eastAsia"/>
+          <w:sz w:val="28"/>
+          <w:szCs w:val="24"/>
+        </w:rPr>
+        <w:t>設備</w:t>
+      </w:r>
+      <w:r>
+        <w:rPr>
+          <w:rFonts w:ascii="標楷體" w:eastAsia="標楷體" w:hAnsi="標楷體" w:hint="eastAsia"/>
+          <w:sz w:val="28"/>
+          <w:szCs w:val="24"/>
+        </w:rPr>
+        <w:t>，</w:t>
+      </w:r>
+      <w:r>
+        <w:rPr>
+          <w:rFonts w:ascii="標楷體" w:eastAsia="標楷體" w:hAnsi="標楷體" w:hint="eastAsia"/>
+          <w:sz w:val="28"/>
+          <w:szCs w:val="24"/>
+        </w:rPr>
+        <w:t>為本公司</w:t>
+      </w:r>
+      <w:r>
+        <w:rPr>
+          <w:rFonts w:ascii="標楷體" w:eastAsia="標楷體" w:hAnsi="標楷體" w:hint="eastAsia"/>
+          <w:sz w:val="28"/>
+          <w:szCs w:val="24"/>
+        </w:rPr>
+        <w:t>在</w:t>
+      </w:r>
+      <w:r>
+        <w:rPr>
+          <w:rFonts w:ascii="標楷體" w:eastAsia="標楷體" w:hAnsi="標楷體" w:hint="eastAsia"/>
+          <w:sz w:val="28"/>
+          <w:szCs w:val="24"/>
+        </w:rPr>
+        <w:t>臺</w:t>
+      </w:r>
+      <w:r>
+        <w:rPr>
+          <w:rFonts w:ascii="標楷體" w:eastAsia="標楷體" w:hAnsi="標楷體" w:hint="eastAsia"/>
+          <w:sz w:val="28"/>
+          <w:szCs w:val="24"/>
+        </w:rPr>
+        <w:t>灣</w:t>
+      </w:r>
+      <w:r>
+        <w:rPr>
+          <w:rFonts w:ascii="標楷體" w:eastAsia="標楷體" w:hAnsi="標楷體" w:hint="eastAsia"/>
+          <w:sz w:val="28"/>
+          <w:szCs w:val="24"/>
+        </w:rPr>
+        <w:t>所生產</w:t>
+      </w:r>
+      <w:r>
+        <w:rPr>
+          <w:rFonts w:ascii="標楷體" w:eastAsia="標楷體" w:hAnsi="標楷體" w:hint="eastAsia"/>
+          <w:sz w:val="28"/>
+          <w:szCs w:val="24"/>
+        </w:rPr>
+        <w:t>出廠之</w:t>
+      </w:r>
+      <w:r>
+        <w:rPr>
+          <w:rFonts w:ascii="標楷體" w:eastAsia="標楷體" w:hAnsi="標楷體" w:hint="eastAsia"/>
+          <w:sz w:val="28"/>
+          <w:szCs w:val="24"/>
+        </w:rPr>
+        <w:t>產</w:t>
+      </w:r>
+      <w:r>
+        <w:rPr>
+          <w:rFonts w:ascii="標楷體" w:eastAsia="標楷體" w:hAnsi="標楷體" w:hint="eastAsia"/>
+          <w:sz w:val="28"/>
+          <w:szCs w:val="24"/>
+        </w:rPr>
+        <w:t>品，品質經檢驗合格，符合測試標準</w:t>
+      </w:r>
+      <w:r>
+        <w:rPr>
+          <w:rFonts w:ascii="標楷體" w:eastAsia="標楷體" w:hAnsi="標楷體" w:hint="eastAsia"/>
+          <w:sz w:val="28"/>
+          <w:szCs w:val="24"/>
+        </w:rPr>
+        <w:t>。</w:t>
+      </w:r>
+    </w:p>
+    <w:p>
+      <w:pPr>
+        <w:rPr>
+          <w:rFonts w:ascii="標楷體" w:eastAsia="標楷體" w:hAnsi="標楷體"/>
+          <w:sz w:val="28"/>
+          <w:szCs w:val="24"/>
+        </w:rPr>
+      </w:pPr>
+    </w:p>
+    <w:p>
+      <w:pPr>
+        <w:rPr>
           <w:rFonts w:ascii="標楷體" w:eastAsia="標楷體" w:hAnsi="標楷體"/>
           <w:sz w:val="28"/>
           <w:szCs w:val="24"/>
           <w:u w:val="single"/>
         </w:rPr>
-        <w:t xml:space="preserve">{{ </w:t>
-      </w:r>
-      <w:proofErr w:type="spellStart"/>
-      <w:r>
-        <w:rPr>
-          <w:rFonts w:ascii="標楷體" w:eastAsia="標楷體" w:hAnsi="標楷體"/>
-          <w:sz w:val="28"/>
-          <w:szCs w:val="24"/>
-          <w:u w:val="single"/>
-        </w:rPr>
-        <w:t>use_unit</w:t>
-      </w:r>
-      <w:proofErr w:type="spellEnd"/>
-      <w:r>
-        <w:rPr>
-          <w:rFonts w:ascii="標楷體" w:eastAsia="標楷體" w:hAnsi="標楷體"/>
-          <w:sz w:val="28"/>
-          <w:szCs w:val="24"/>
-          <w:u w:val="single"/>
-        </w:rPr>
-        <w:t xml:space="preserve"> }}</w:t>
-      </w:r>
-      <w:r>
-        <w:rPr>
-          <w:rFonts w:ascii="標楷體" w:eastAsia="標楷體" w:hAnsi="標楷體" w:hint="eastAsia"/>
-          <w:sz w:val="28"/>
-          <w:szCs w:val="24"/>
-          <w:u w:val="single"/>
-        </w:rPr>
-        <w:t xml:space="preserve"> </w:t>
-      </w:r>
-      <w:r>
-        <w:rPr>
-          <w:rFonts w:ascii="標楷體" w:eastAsia="標楷體" w:hAnsi="標楷體"/>
-          <w:sz w:val="28"/>
-          <w:szCs w:val="24"/>
-          <w:u w:val="single"/>
-        </w:rPr>
-        <w:t>{% else %}</w:t>
-      </w:r>
-      <w:r>
-        <w:rPr>
-          <w:rFonts w:ascii="標楷體" w:eastAsia="標楷體" w:hAnsi="標楷體" w:hint="eastAsia"/>
-          <w:sz w:val="28"/>
-          <w:szCs w:val="24"/>
-          <w:u w:val="single"/>
-        </w:rPr>
-        <w:t xml:space="preserve"> </w:t>
-      </w:r>
-      <w:r>
-        <w:rPr>
-          <w:rFonts w:ascii="標楷體" w:eastAsia="標楷體" w:hAnsi="標楷體"/>
-          <w:sz w:val="28"/>
-          <w:szCs w:val="24"/>
-          <w:u w:val="single"/>
-        </w:rPr>
-        <w:t xml:space="preserve">{{ </w:t>
-      </w:r>
-      <w:proofErr w:type="spellStart"/>
-      <w:r>
-        <w:rPr>
-          <w:rFonts w:ascii="標楷體" w:eastAsia="標楷體" w:hAnsi="標楷體"/>
-          <w:sz w:val="28"/>
-          <w:szCs w:val="24"/>
-          <w:u w:val="single"/>
-        </w:rPr>
-        <w:t>vendor_name</w:t>
-      </w:r>
-      <w:proofErr w:type="spellEnd"/>
-      <w:r>
-        <w:rPr>
-          <w:rFonts w:ascii="標楷體" w:eastAsia="標楷體" w:hAnsi="標楷體"/>
-          <w:sz w:val="28"/>
-          <w:szCs w:val="24"/>
-          <w:u w:val="single"/>
-        </w:rPr>
-        <w:t xml:space="preserve"> }}</w:t>
-      </w:r>
-      <w:r>
-        <w:rPr>
-          <w:rFonts w:ascii="標楷體" w:eastAsia="標楷體" w:hAnsi="標楷體" w:hint="eastAsia"/>
-          <w:sz w:val="28"/>
-          <w:szCs w:val="24"/>
-          <w:u w:val="single"/>
-        </w:rPr>
-        <w:t xml:space="preserve"> </w:t>
-      </w:r>
-      <w:r>
-        <w:rPr>
-          <w:rFonts w:ascii="標楷體" w:eastAsia="標楷體" w:hAnsi="標楷體"/>
-          <w:sz w:val="28"/>
-          <w:szCs w:val="24"/>
-          <w:u w:val="single"/>
-        </w:rPr>
-        <w:t>{% endif %}</w:t>
-      </w:r>
-      <w:r>
-        <w:rPr>
-          <w:rFonts w:ascii="標楷體" w:eastAsia="標楷體" w:hAnsi="標楷體" w:hint="eastAsia"/>
-          <w:sz w:val="28"/>
-          <w:szCs w:val="24"/>
-          <w:u w:val="single"/>
-        </w:rPr>
-        <w:t xml:space="preserve"> </w:t>
-      </w:r>
-      <w:r>
-        <w:rPr>
-          <w:rFonts w:ascii="標楷體" w:eastAsia="標楷體" w:hAnsi="標楷體" w:hint="eastAsia"/>
-          <w:sz w:val="28"/>
-          <w:szCs w:val="24"/>
-        </w:rPr>
-        <w:t>之</w:t>
-      </w:r>
-      <w:r>
-        <w:rPr>
-          <w:rFonts w:ascii="標楷體" w:eastAsia="標楷體" w:hAnsi="標楷體" w:hint="eastAsia"/>
-          <w:sz w:val="28"/>
-          <w:szCs w:val="24"/>
-        </w:rPr>
-        <w:t>以下</w:t>
-      </w:r>
-      <w:r>
-        <w:rPr>
-          <w:rFonts w:ascii="標楷體" w:eastAsia="標楷體" w:hAnsi="標楷體" w:hint="eastAsia"/>
-          <w:sz w:val="28"/>
-          <w:szCs w:val="24"/>
-        </w:rPr>
-        <w:t>設備</w:t>
-      </w:r>
-      <w:r>
-        <w:rPr>
-          <w:rFonts w:ascii="標楷體" w:eastAsia="標楷體" w:hAnsi="標楷體" w:hint="eastAsia"/>
-          <w:sz w:val="28"/>
-          <w:szCs w:val="24"/>
-        </w:rPr>
-        <w:t>，確實</w:t>
-      </w:r>
-      <w:r>
-        <w:rPr>
-          <w:rFonts w:ascii="標楷體" w:eastAsia="標楷體" w:hAnsi="標楷體" w:hint="eastAsia"/>
-          <w:sz w:val="28"/>
-          <w:szCs w:val="24"/>
-        </w:rPr>
-        <w:t>為本公司</w:t>
-      </w:r>
-      <w:r>
-        <w:rPr>
-          <w:rFonts w:ascii="標楷體" w:eastAsia="標楷體" w:hAnsi="標楷體" w:hint="eastAsia"/>
-          <w:sz w:val="28"/>
-          <w:szCs w:val="24"/>
-        </w:rPr>
-        <w:t>在</w:t>
-      </w:r>
-      <w:r>
-        <w:rPr>
-          <w:rFonts w:ascii="標楷體" w:eastAsia="標楷體" w:hAnsi="標楷體" w:hint="eastAsia"/>
-          <w:sz w:val="28"/>
-          <w:szCs w:val="24"/>
-        </w:rPr>
-        <w:t>臺</w:t>
-      </w:r>
-      <w:r>
-        <w:rPr>
-          <w:rFonts w:ascii="標楷體" w:eastAsia="標楷體" w:hAnsi="標楷體" w:hint="eastAsia"/>
-          <w:sz w:val="28"/>
-          <w:szCs w:val="24"/>
-        </w:rPr>
-        <w:t>灣</w:t>
-      </w:r>
-      <w:r>
-        <w:rPr>
-          <w:rFonts w:ascii="標楷體" w:eastAsia="標楷體" w:hAnsi="標楷體" w:hint="eastAsia"/>
-          <w:sz w:val="28"/>
-          <w:szCs w:val="24"/>
-        </w:rPr>
-        <w:t>所生產</w:t>
-      </w:r>
-      <w:r>
-        <w:rPr>
-          <w:rFonts w:ascii="標楷體" w:eastAsia="標楷體" w:hAnsi="標楷體" w:hint="eastAsia"/>
-          <w:sz w:val="28"/>
-          <w:szCs w:val="24"/>
-        </w:rPr>
-        <w:t>出廠之</w:t>
-      </w:r>
-      <w:r>
-        <w:rPr>
-          <w:rFonts w:ascii="標楷體" w:eastAsia="標楷體" w:hAnsi="標楷體" w:hint="eastAsia"/>
-          <w:sz w:val="28"/>
-          <w:szCs w:val="24"/>
-        </w:rPr>
-        <w:t>產</w:t>
-      </w:r>
-      <w:r>
-        <w:rPr>
-          <w:rFonts w:ascii="標楷體" w:eastAsia="標楷體" w:hAnsi="標楷體" w:hint="eastAsia"/>
-          <w:sz w:val="28"/>
-          <w:szCs w:val="24"/>
-        </w:rPr>
-        <w:t>品，品質經檢驗合格，符合測試標準</w:t>
-      </w:r>
-      <w:r>
-        <w:rPr>
-          <w:rFonts w:ascii="標楷體" w:eastAsia="標楷體" w:hAnsi="標楷體" w:hint="eastAsia"/>
-          <w:sz w:val="28"/>
-          <w:szCs w:val="24"/>
-        </w:rPr>
-        <w:t>。</w:t>
-      </w:r>
-    </w:p>
-    <w:p>
-      <w:pPr>
-        <w:rPr>
-          <w:rFonts w:ascii="標楷體" w:eastAsia="標楷體" w:hAnsi="標楷體"/>
-          <w:sz w:val="28"/>
-          <w:szCs w:val="24"/>
-        </w:rPr>
-      </w:pPr>
-    </w:p>
-    <w:p>
-      <w:pPr>
-        <w:rPr>
-          <w:rFonts w:ascii="標楷體" w:eastAsia="標楷體" w:hAnsi="標楷體"/>
-          <w:sz w:val="28"/>
-          <w:szCs w:val="24"/>
-          <w:u w:val="single"/>
-        </w:rPr>
       </w:pPr>
       <w:r>
         <w:rPr>
@@ -435,27 +342,7 @@
           <w:bCs/>
           <w:sz w:val="28"/>
         </w:rPr>
-        <w:t>{{</w:t>
-      </w:r>
-      <w:proofErr w:type="spellStart"/>
-      <w:r>
-        <w:rPr>
-          <w:rFonts w:ascii="標楷體" w:eastAsia="標楷體" w:hAnsi="標楷體"/>
-          <w:b/>
-          <w:bCs/>
-          <w:sz w:val="28"/>
-        </w:rPr>
-        <w:t>other_info</w:t>
-      </w:r>
-      <w:proofErr w:type="spellEnd"/>
-      <w:r>
-        <w:rPr>
-          <w:rFonts w:ascii="標楷體" w:eastAsia="標楷體" w:hAnsi="標楷體"/>
-          <w:b/>
-          <w:bCs/>
-          <w:sz w:val="28"/>
-        </w:rPr>
-        <w:t>}}</w:t>
+        <w:t>{{other_info}}</w:t>
       </w:r>
     </w:p>
     <w:p>
@@ -516,7 +403,6 @@
       <w:pPr>
         <w:widowControl/>
         <w:snapToGrid w:val="0"/>
-        <w:spacing w:after="100" w:afterAutospacing="1"/>
         <w:ind w:rightChars="9" w:right="22" w:firstLineChars="1721" w:firstLine="4824"/>
         <w:rPr>
           <w:rFonts w:ascii="標楷體" w:eastAsia="標楷體" w:hAnsi="標楷體"/>
@@ -526,6 +412,33 @@
           <w:szCs w:val="28"/>
         </w:rPr>
       </w:pPr>
+    </w:p>
+    <w:p>
+      <w:pPr>
+        <w:widowControl/>
+        <w:snapToGrid w:val="0"/>
+        <w:ind w:rightChars="9" w:right="22" w:firstLineChars="1721" w:firstLine="4824"/>
+        <w:rPr>
+          <w:rFonts w:ascii="標楷體" w:eastAsia="標楷體" w:hAnsi="標楷體"/>
+          <w:b/>
+          <w:bCs/>
+          <w:sz w:val="28"/>
+          <w:szCs w:val="28"/>
+        </w:rPr>
+      </w:pPr>
+    </w:p>
+    <w:p>
+      <w:pPr>
+        <w:snapToGrid w:val="0"/>
+        <w:jc w:val="distribute"/>
+        <w:rPr>
+          <w:rFonts w:ascii="Arial" w:eastAsia="標楷體" w:hAnsi="Arial" w:cs="Arial"/>
+          <w:color w:val="000000"/>
+          <w:kern w:val="0"/>
+          <w:sz w:val="28"/>
+          <w:szCs w:val="36"/>
+        </w:rPr>
+      </w:pPr>
       <w:r>
         <w:rPr>
           <w:rFonts w:ascii="標楷體" w:eastAsia="標楷體" w:hAnsi="標楷體" w:hint="eastAsia"/>
@@ -533,51 +446,10 @@
           <w:bCs/>
           <w:noProof/>
           <w:sz w:val="28"/>
-          <w:szCs w:val="28"/>
-        </w:rPr>
-        <w:t>負責人　朱伯倫</w:t>
+          <w:szCs w:val="32"/>
+        </w:rPr>
+        <w:t>中華民國</w:t>
       </w:r>
-    </w:p>
-    <w:p>
-      <w:pPr>
-        <w:widowControl/>
-        <w:snapToGrid w:val="0"/>
-        <w:ind w:rightChars="9" w:right="22" w:firstLineChars="1721" w:firstLine="4824"/>
-        <w:rPr>
-          <w:rFonts w:ascii="標楷體" w:eastAsia="標楷體" w:hAnsi="標楷體"/>
-          <w:b/>
-          <w:bCs/>
-          <w:sz w:val="28"/>
-          <w:szCs w:val="28"/>
-        </w:rPr>
-      </w:pPr>
-    </w:p>
-    <w:p>
-      <w:pPr>
-        <w:widowControl/>
-        <w:snapToGrid w:val="0"/>
-        <w:ind w:rightChars="9" w:right="22" w:firstLineChars="1721" w:firstLine="4824"/>
-        <w:rPr>
-          <w:rFonts w:ascii="標楷體" w:eastAsia="標楷體" w:hAnsi="標楷體"/>
-          <w:b/>
-          <w:bCs/>
-          <w:sz w:val="28"/>
-          <w:szCs w:val="28"/>
-        </w:rPr>
-      </w:pPr>
-    </w:p>
-    <w:p>
-      <w:pPr>
-        <w:snapToGrid w:val="0"/>
-        <w:jc w:val="distribute"/>
-        <w:rPr>
-          <w:rFonts w:ascii="Arial" w:eastAsia="標楷體" w:hAnsi="Arial" w:cs="Arial"/>
-          <w:color w:val="000000"/>
-          <w:kern w:val="0"/>
-          <w:sz w:val="28"/>
-          <w:szCs w:val="36"/>
-        </w:rPr>
-      </w:pPr>
       <w:r>
         <w:rPr>
           <w:rFonts w:ascii="標楷體" w:eastAsia="標楷體" w:hAnsi="標楷體" w:hint="eastAsia"/>
@@ -811,23 +683,13 @@
                               <w:sz w:val="20"/>
                             </w:rPr>
                           </w:pPr>
-                          <w:proofErr w:type="gramStart"/>
                           <w:r>
                             <w:rPr>
                               <w:rFonts w:ascii="Arial Narrow" w:eastAsia="標楷體" w:hAnsi="Arial Narrow" w:cs="Arial"/>
                               <w:b/>
                               <w:sz w:val="20"/>
                             </w:rPr>
-                            <w:t>建騰創達</w:t>
-                          </w:r>
-                          <w:proofErr w:type="gramEnd"/>
-                          <w:r>
-                            <w:rPr>
-                              <w:rFonts w:ascii="Arial Narrow" w:eastAsia="標楷體" w:hAnsi="Arial Narrow" w:cs="Arial"/>
-                              <w:b/>
-                              <w:sz w:val="20"/>
-                            </w:rPr>
-                            <w:t>科技股份有限公司</w:t>
+                            <w:t>建騰創達科技股份有限公司</w:t>
                           </w:r>
                         </w:p>
                         <w:p>
@@ -921,23 +783,7 @@
                               <w:rFonts w:ascii="Arial Narrow" w:eastAsia="標楷體" w:hAnsi="Arial Narrow" w:cs="Arial"/>
                               <w:sz w:val="20"/>
                             </w:rPr>
-                            <w:t xml:space="preserve">7/F, NO.1, Alley </w:t>
-                          </w:r>
-                          <w:proofErr w:type="gramStart"/>
-                          <w:r>
-                            <w:rPr>
-                              <w:rFonts w:ascii="Arial Narrow" w:eastAsia="標楷體" w:hAnsi="Arial Narrow" w:cs="Arial"/>
-                              <w:sz w:val="20"/>
-                            </w:rPr>
-                            <w:t>20,Lane</w:t>
-                          </w:r>
-                          <w:proofErr w:type="gramEnd"/>
-                          <w:r>
-                            <w:rPr>
-                              <w:rFonts w:ascii="Arial Narrow" w:eastAsia="標楷體" w:hAnsi="Arial Narrow" w:cs="Arial"/>
-                              <w:sz w:val="20"/>
-                            </w:rPr>
-                            <w:t xml:space="preserve"> 407, Sec. 2, Tiding Blvd., </w:t>
+                            <w:t xml:space="preserve">7/F, NO.1, Alley 20,Lane 407, Sec. 2, Tiding Blvd., </w:t>
                           </w:r>
                           <w:r>
                             <w:rPr>
@@ -945,22 +791,7 @@
                               <w:sz w:val="20"/>
                             </w:rPr>
                             <w:br/>
-                          </w:r>
-                          <w:proofErr w:type="spellStart"/>
-                          <w:r>
-                            <w:rPr>
-                              <w:rFonts w:ascii="Arial Narrow" w:eastAsia="標楷體" w:hAnsi="Arial Narrow" w:cs="Arial"/>
-                              <w:sz w:val="20"/>
-                            </w:rPr>
-                            <w:t>Neihu</w:t>
-                          </w:r>
-                          <w:proofErr w:type="spellEnd"/>
-                          <w:r>
-                            <w:rPr>
-                              <w:rFonts w:ascii="Arial Narrow" w:eastAsia="標楷體" w:hAnsi="Arial Narrow" w:cs="Arial"/>
-                              <w:sz w:val="20"/>
-                            </w:rPr>
-                            <w:t xml:space="preserve"> District, Taipei, 114 Taiwan, R.O.C.</w:t>
+                            <w:t>Neihu District, Taipei, 114 Taiwan, R.O.C.</w:t>
                           </w:r>
                         </w:p>
                         <w:p>
@@ -976,23 +807,7 @@
                               <w:rFonts w:ascii="Arial Narrow" w:eastAsia="標楷體" w:hAnsi="Arial Narrow" w:cs="Arial"/>
                               <w:sz w:val="20"/>
                             </w:rPr>
-                            <w:t>TEL: 886-2-</w:t>
-                          </w:r>
-                          <w:proofErr w:type="gramStart"/>
-                          <w:r>
-                            <w:rPr>
-                              <w:rFonts w:ascii="Arial Narrow" w:eastAsia="標楷體" w:hAnsi="Arial Narrow" w:cs="Arial"/>
-                              <w:sz w:val="20"/>
-                            </w:rPr>
-                            <w:t>26562588  FAX</w:t>
-                          </w:r>
-                          <w:proofErr w:type="gramEnd"/>
-                          <w:r>
-                            <w:rPr>
-                              <w:rFonts w:ascii="Arial Narrow" w:eastAsia="標楷體" w:hAnsi="Arial Narrow" w:cs="Arial"/>
-                              <w:sz w:val="20"/>
-                            </w:rPr>
-                            <w:t>: 02-26562599</w:t>
+                            <w:t>TEL: 886-2-26562588  FAX: 02-26562599</w:t>
                           </w:r>
                         </w:p>
                         <w:p>
@@ -1190,22 +1005,7 @@
                         <w:sz w:val="20"/>
                       </w:rPr>
                       <w:br/>
-                    </w:r>
-                    <w:proofErr w:type="spellStart"/>
-                    <w:r>
-                      <w:rPr>
-                        <w:rFonts w:ascii="Arial Narrow" w:eastAsia="標楷體" w:hAnsi="Arial Narrow" w:cs="Arial"/>
-                        <w:sz w:val="20"/>
-                      </w:rPr>
-                      <w:t>Neihu</w:t>
-                    </w:r>
-                    <w:proofErr w:type="spellEnd"/>
-                    <w:r>
-                      <w:rPr>
-                        <w:rFonts w:ascii="Arial Narrow" w:eastAsia="標楷體" w:hAnsi="Arial Narrow" w:cs="Arial"/>
-                        <w:sz w:val="20"/>
-                      </w:rPr>
-                      <w:t xml:space="preserve"> District, Taipei, 114 Taiwan, R.O.C.</w:t>
+                      <w:t>Neihu District, Taipei, 114 Taiwan, R.O.C.</w:t>
                     </w:r>
                   </w:p>
                   <w:p>
@@ -3847,7 +3647,7 @@
     <w:basedOn w:val="a"/>
     <w:rsid w:val="0069440D"/>
     <w:rPr>
-      <w:rFonts w:ascii="細明體" w:eastAsia="細明體" w:hAnsi="Courier New" w:cs="Courier New"/>
+      <w:rFonts w:ascii="MingLiU" w:eastAsia="MingLiU" w:hAnsi="Courier New" w:cs="Courier New"/>
       <w:szCs w:val="24"/>
     </w:rPr>
   </w:style>
